--- a/03_Outputs/final scripts/ar/Module 2/2.2.0-ar.docx
+++ b/03_Outputs/final scripts/ar/Module 2/2.2.0-ar.docx
@@ -24,7 +24,7 @@
     </w:p>
     <w:p>
       <w:r>
-        <w:t xml:space="preserve">سوف نناقش أيضًا بعض العقبات الرئيسية أمام التقدم، بما في ذلك البنية التحتية غير الكافية، اضطرابات سلاسل التوريد، توزيع الاستثمارات بشكل غير متوازن، وفشل السياسات أو الحوكمة.  </w:t>
+        <w:t xml:space="preserve">سوف نناقش أيضًا بعض العقبات الرئيسية أمام التقدم، بما في ذلك البنية التحتية غير الكافية، اضطرابات سلسلة التوريد، توزيع الاستثمارات بشكل غير متوازن، وفشل السياسات أو الحوكمة.  </w:t>
       </w:r>
     </w:p>
     <w:p>
